--- a/storage/vorlage/projekte/bop/word/bo/Teilnehmendenliste_zum_Nachweis_der_praktischen_Berufsorientierung_A4.docx
+++ b/storage/vorlage/projekte/bop/word/bo/Teilnehmendenliste_zum_Nachweis_der_praktischen_Berufsorientierung_A4.docx
@@ -20422,10 +20422,10 @@
         <w:sectPr>
           <w:headerReference w:type="even" r:id="rId7"/>
           <w:headerReference w:type="default" r:id="rId8"/>
-          <w:footerReference w:type="even" r:id="rId9"/>
+          <w:footerReference w:type="even" r:id="rId10"/>
           <w:footerReference w:type="default" r:id="rId10"/>
           <w:headerReference w:type="first" r:id="rId11"/>
-          <w:footerReference w:type="first" r:id="rId12"/>
+          <w:footerReference w:type="first" r:id="rId10"/>
           <w:pgSz w:w="16838" w:h="11906" w:orient="landscape" w:code="9"/>
           <w:pgMar w:top="454" w:right="1134" w:bottom="1418" w:left="1134" w:header="1418" w:footer="567" w:gutter="0"/>
           <w:cols w:space="708"/>
